--- a/pr-preview/pr-109/probability-basics-tracked-changes.docx
+++ b/pr-preview/pr-109/probability-basics-tracked-changes.docx
@@ -26,7 +26,7 @@
       </w:pPr>
       <w:ins w:id="2" w:author="PR Preview" w:date="2026-01-01T00:00:00Z">
         <w:r>
-          <w:t xml:space="preserve">Last modified: 2026-10-12 16:45:13 (PDT)</w:t>
+          <w:t xml:space="preserve">Last modified: 2026-10-12 17:23:50 (PDT)</w:t>
         </w:r>
       </w:ins>
     </w:p>
@@ -10445,7 +10445,7 @@
     </w:p>
     <w:bookmarkEnd w:id="53"/>
     <w:bookmarkEnd w:id="54"/>
-    <w:bookmarkStart w:id="75" w:name="conditional-probability"/>
+    <w:bookmarkStart w:id="77" w:name="conditional-probability"/>
     <w:p>
       <w:pPr>
         <w:pStyle w:val="Heading2"/>
@@ -17481,13 +17481,59 @@
             <w:r>
               <w:t xml:space="preserve">and cover counting, conditional probability and Bayes’ rule from a computer science viewpoint.</w:t>
             </w:r>
+            <w:r>
+              <w:t xml:space="preserve"> </w:t>
+            </w:r>
+            <w:r>
+              <w:t xml:space="preserve">5MinuteAI’s five-minute videos follow the same course</w:t>
+            </w:r>
+            <w:r>
+              <w:t xml:space="preserve"> </w:t>
+            </w:r>
+            <w:r>
+              <w:t xml:space="preserve">(5MinuteAI, n.d.)</w:t>
+            </w:r>
+            <w:r>
+              <w:t xml:space="preserve">:</w:t>
+            </w:r>
+            <w:r>
+              <w:t xml:space="preserve"> </w:t>
+            </w:r>
+            <w:hyperlink r:id="rId75">
+              <w:r>
+                <w:rPr>
+                  <w:rStyle w:val="Hyperlink"/>
+                </w:rPr>
+                <w:t xml:space="preserve">introduction to discrete probability</w:t>
+              </w:r>
+            </w:hyperlink>
+            <w:r>
+              <w:t xml:space="preserve"> </w:t>
+            </w:r>
+            <w:r>
+              <w:t xml:space="preserve">and</w:t>
+            </w:r>
+            <w:r>
+              <w:t xml:space="preserve"> </w:t>
+            </w:r>
+            <w:hyperlink r:id="rId76">
+              <w:r>
+                <w:rPr>
+                  <w:rStyle w:val="Hyperlink"/>
+                </w:rPr>
+                <w:t xml:space="preserve">conditional probability</w:t>
+              </w:r>
+            </w:hyperlink>
+            <w:r>
+              <w:t xml:space="preserve">.</w:t>
+            </w:r>
           </w:p>
           <w:p/>
         </w:tc>
       </w:tr>
     </w:tbl>
-    <w:bookmarkEnd w:id="75"/>
-    <w:bookmarkStart w:id="82" w:name="references"/>
+    <w:bookmarkEnd w:id="77"/>
+    <w:bookmarkStart w:id="86" w:name="references"/>
     <w:p>
       <w:pPr>
         <w:pStyle w:val="Heading2"/>
@@ -17496,8 +17542,59 @@
         <w:t xml:space="preserve">References</w:t>
       </w:r>
     </w:p>
-    <w:bookmarkStart w:id="81" w:name="refs"/>
-    <w:bookmarkStart w:id="76" w:name="ref-hutchinson2024data471"/>
+    <w:bookmarkStart w:id="85" w:name="refs"/>
+    <w:bookmarkStart w:id="79" w:name="ref-fiveminuteai_probstat"/>
+    <w:p>
+      <w:pPr>
+        <w:pStyle w:val="Bibliography"/>
+      </w:pPr>
+      <w:ins w:id="4" w:author="PR Preview" w:date="2026-01-01T00:00:00Z">
+        <w:r>
+          <w:t xml:space="preserve">5MinuteAI. n.d.</w:t>
+        </w:r>
+      </w:ins>
+      <w:ins w:id="5" w:author="PR Preview" w:date="2026-01-01T00:00:00Z">
+        <w:r>
+          <w:t xml:space="preserve"> </w:t>
+        </w:r>
+      </w:ins>
+      <w:ins w:id="6" w:author="PR Preview" w:date="2026-01-01T00:00:00Z">
+        <w:r>
+          <w:rPr>
+            <w:i/>
+            <w:iCs/>
+          </w:rPr>
+          <w:t xml:space="preserve">Probability &amp; Statistics</w:t>
+        </w:r>
+      </w:ins>
+      <w:ins w:id="7" w:author="PR Preview" w:date="2026-01-01T00:00:00Z">
+        <w:r>
+          <w:t xml:space="preserve">. Video playlist on YouTube. Accessed October 12, 2026.</w:t>
+        </w:r>
+      </w:ins>
+      <w:ins w:id="8" w:author="PR Preview" w:date="2026-01-01T00:00:00Z">
+        <w:r>
+          <w:t xml:space="preserve"> </w:t>
+        </w:r>
+      </w:ins>
+      <w:hyperlink r:id="rId78">
+        <w:ins w:id="9" w:author="PR Preview" w:date="2026-01-01T00:00:00Z">
+          <w:r>
+            <w:rPr>
+              <w:rStyle w:val="Hyperlink"/>
+            </w:rPr>
+            <w:t xml:space="preserve">https://www.youtube.com/playlist?list=PLeB45KifGiuHesi4PALNZSYZFhViVGQJK</w:t>
+          </w:r>
+        </w:ins>
+      </w:hyperlink>
+      <w:ins w:id="10" w:author="PR Preview" w:date="2026-01-01T00:00:00Z">
+        <w:r>
+          <w:t xml:space="preserve">.</w:t>
+        </w:r>
+      </w:ins>
+    </w:p>
+    <w:bookmarkEnd w:id="79"/>
+    <w:bookmarkStart w:id="80" w:name="ref-hutchinson2024data471"/>
     <w:p>
       <w:pPr>
         <w:pStyle w:val="Bibliography"/>
@@ -17533,8 +17630,8 @@
         <w:t xml:space="preserve">. Western Washington University.</w:t>
       </w:r>
     </w:p>
-    <w:bookmarkEnd w:id="76"/>
-    <w:bookmarkStart w:id="78" w:name="ref-hutchinson_wwu_ml_videos"/>
+    <w:bookmarkEnd w:id="80"/>
+    <w:bookmarkStart w:id="82" w:name="ref-hutchinson_wwu_ml_videos"/>
     <w:p>
       <w:pPr>
         <w:pStyle w:val="Bibliography"/>
@@ -17600,7 +17697,7 @@
       <w:r>
         <w:t xml:space="preserve"> </w:t>
       </w:r>
-      <w:hyperlink r:id="rId77">
+      <w:hyperlink r:id="rId81">
         <w:r>
           <w:rPr>
             <w:rStyle w:val="Hyperlink"/>
@@ -17612,8 +17709,8 @@
         <w:t xml:space="preserve">.</w:t>
       </w:r>
     </w:p>
-    <w:bookmarkEnd w:id="78"/>
-    <w:bookmarkStart w:id="80" w:name="ref-ross-probsim"/>
+    <w:bookmarkEnd w:id="82"/>
+    <w:bookmarkStart w:id="84" w:name="ref-ross-probsim"/>
     <w:p>
       <w:pPr>
         <w:pStyle w:val="Bibliography"/>
@@ -17637,7 +17734,7 @@
       <w:r>
         <w:t xml:space="preserve"> </w:t>
       </w:r>
-      <w:hyperlink r:id="rId79">
+      <w:hyperlink r:id="rId83">
         <w:r>
           <w:rPr>
             <w:rStyle w:val="Hyperlink"/>
@@ -17649,9 +17746,9 @@
         <w:t xml:space="preserve">.</w:t>
       </w:r>
     </w:p>
-    <w:bookmarkEnd w:id="80"/>
-    <w:bookmarkEnd w:id="81"/>
-    <w:bookmarkEnd w:id="82"/>
+    <w:bookmarkEnd w:id="84"/>
+    <w:bookmarkEnd w:id="85"/>
+    <w:bookmarkEnd w:id="86"/>
     <w:sectPr>
       <w:footnotePr>
         <w:numRestart w:val="eachSect"/>

--- a/pr-preview/pr-109/probability-basics-tracked-changes.docx
+++ b/pr-preview/pr-109/probability-basics-tracked-changes.docx
@@ -26,7 +26,7 @@
       </w:pPr>
       <w:ins w:id="2" w:author="PR Preview" w:date="2026-01-01T00:00:00Z">
         <w:r>
-          <w:t xml:space="preserve">Last modified: 2026-10-12 17:23:50 (PDT)</w:t>
+          <w:t xml:space="preserve">Last modified: 2026-10-12 19:27:50 (PDT)</w:t>
         </w:r>
       </w:ins>
     </w:p>
@@ -17481,76 +17481,18 @@
             <w:r>
               <w:t xml:space="preserve">and cover counting, conditional probability and Bayes’ rule from a computer science viewpoint.</w:t>
             </w:r>
-            <w:r>
-              <w:t xml:space="preserve"> </w:t>
-            </w:r>
-            <w:r>
-              <w:t xml:space="preserve">5MinuteAI’s five-minute videos follow the same course</w:t>
-            </w:r>
-            <w:r>
-              <w:t xml:space="preserve"> </w:t>
-            </w:r>
-            <w:r>
-              <w:t xml:space="preserve">(5MinuteAI, n.d.)</w:t>
-            </w:r>
-            <w:r>
-              <w:t xml:space="preserve">:</w:t>
-            </w:r>
-            <w:r>
-              <w:t xml:space="preserve"> </w:t>
-            </w:r>
-            <w:hyperlink r:id="rId75">
-              <w:r>
-                <w:rPr>
-                  <w:rStyle w:val="Hyperlink"/>
-                </w:rPr>
-                <w:t xml:space="preserve">introduction to discrete probability</w:t>
-              </w:r>
-            </w:hyperlink>
-            <w:r>
-              <w:t xml:space="preserve"> </w:t>
-            </w:r>
-            <w:r>
-              <w:t xml:space="preserve">and</w:t>
-            </w:r>
-            <w:r>
-              <w:t xml:space="preserve"> </w:t>
-            </w:r>
-            <w:hyperlink r:id="rId76">
-              <w:r>
-                <w:rPr>
-                  <w:rStyle w:val="Hyperlink"/>
-                </w:rPr>
-                <w:t xml:space="preserve">conditional probability</w:t>
-              </w:r>
-            </w:hyperlink>
-            <w:r>
-              <w:t xml:space="preserve">.</w:t>
-            </w:r>
           </w:p>
           <w:p/>
         </w:tc>
       </w:tr>
     </w:tbl>
-    <w:bookmarkEnd w:id="77"/>
-    <w:bookmarkStart w:id="86" w:name="references"/>
     <w:p>
       <w:pPr>
-        <w:pStyle w:val="Heading2"/>
-      </w:pPr>
-      <w:r>
-        <w:t xml:space="preserve">References</w:t>
-      </w:r>
-    </w:p>
-    <w:bookmarkStart w:id="85" w:name="refs"/>
-    <w:bookmarkStart w:id="79" w:name="ref-fiveminuteai_probstat"/>
-    <w:p>
-      <w:pPr>
-        <w:pStyle w:val="Bibliography"/>
+        <w:pStyle w:val="BodyText"/>
       </w:pPr>
       <w:ins w:id="4" w:author="PR Preview" w:date="2026-01-01T00:00:00Z">
         <w:r>
-          <w:t xml:space="preserve">5MinuteAI. n.d.</w:t>
+          <w:t xml:space="preserve">5MinuteAI’s five-minute videos follow the same course</w:t>
         </w:r>
       </w:ins>
       <w:ins w:id="5" w:author="PR Preview" w:date="2026-01-01T00:00:00Z">
@@ -17560,6 +17502,88 @@
       </w:ins>
       <w:ins w:id="6" w:author="PR Preview" w:date="2026-01-01T00:00:00Z">
         <w:r>
+          <w:t xml:space="preserve">(5MinuteAI, n.d.)</w:t>
+        </w:r>
+      </w:ins>
+      <w:ins w:id="7" w:author="PR Preview" w:date="2026-01-01T00:00:00Z">
+        <w:r>
+          <w:t xml:space="preserve">:</w:t>
+        </w:r>
+      </w:ins>
+      <w:ins w:id="8" w:author="PR Preview" w:date="2026-01-01T00:00:00Z">
+        <w:r>
+          <w:t xml:space="preserve"> </w:t>
+        </w:r>
+      </w:ins>
+      <w:hyperlink r:id="rId75">
+        <w:ins w:id="9" w:author="PR Preview" w:date="2026-01-01T00:00:00Z">
+          <w:r>
+            <w:rPr>
+              <w:rStyle w:val="Hyperlink"/>
+            </w:rPr>
+            <w:t xml:space="preserve">introduction to discrete probability</w:t>
+          </w:r>
+        </w:ins>
+      </w:hyperlink>
+      <w:ins w:id="10" w:author="PR Preview" w:date="2026-01-01T00:00:00Z">
+        <w:r>
+          <w:t xml:space="preserve"> </w:t>
+        </w:r>
+      </w:ins>
+      <w:ins w:id="11" w:author="PR Preview" w:date="2026-01-01T00:00:00Z">
+        <w:r>
+          <w:t xml:space="preserve">and</w:t>
+        </w:r>
+      </w:ins>
+      <w:ins w:id="12" w:author="PR Preview" w:date="2026-01-01T00:00:00Z">
+        <w:r>
+          <w:t xml:space="preserve"> </w:t>
+        </w:r>
+      </w:ins>
+      <w:hyperlink r:id="rId76">
+        <w:ins w:id="13" w:author="PR Preview" w:date="2026-01-01T00:00:00Z">
+          <w:r>
+            <w:rPr>
+              <w:rStyle w:val="Hyperlink"/>
+            </w:rPr>
+            <w:t xml:space="preserve">conditional probability</w:t>
+          </w:r>
+        </w:ins>
+      </w:hyperlink>
+      <w:ins w:id="14" w:author="PR Preview" w:date="2026-01-01T00:00:00Z">
+        <w:r>
+          <w:t xml:space="preserve">.</w:t>
+        </w:r>
+      </w:ins>
+    </w:p>
+    <w:bookmarkEnd w:id="77"/>
+    <w:bookmarkStart w:id="86" w:name="references"/>
+    <w:p>
+      <w:pPr>
+        <w:pStyle w:val="Heading2"/>
+      </w:pPr>
+      <w:r>
+        <w:t xml:space="preserve">References</w:t>
+      </w:r>
+    </w:p>
+    <w:bookmarkStart w:id="85" w:name="refs"/>
+    <w:bookmarkStart w:id="79" w:name="ref-fiveminuteai_probstat"/>
+    <w:p>
+      <w:pPr>
+        <w:pStyle w:val="Bibliography"/>
+      </w:pPr>
+      <w:ins w:id="15" w:author="PR Preview" w:date="2026-01-01T00:00:00Z">
+        <w:r>
+          <w:t xml:space="preserve">5MinuteAI. n.d.</w:t>
+        </w:r>
+      </w:ins>
+      <w:ins w:id="16" w:author="PR Preview" w:date="2026-01-01T00:00:00Z">
+        <w:r>
+          <w:t xml:space="preserve"> </w:t>
+        </w:r>
+      </w:ins>
+      <w:ins w:id="17" w:author="PR Preview" w:date="2026-01-01T00:00:00Z">
+        <w:r>
           <w:rPr>
             <w:i/>
             <w:iCs/>
@@ -17567,18 +17591,18 @@
           <w:t xml:space="preserve">Probability &amp; Statistics</w:t>
         </w:r>
       </w:ins>
-      <w:ins w:id="7" w:author="PR Preview" w:date="2026-01-01T00:00:00Z">
+      <w:ins w:id="18" w:author="PR Preview" w:date="2026-01-01T00:00:00Z">
         <w:r>
           <w:t xml:space="preserve">. Video playlist on YouTube. Accessed October 12, 2026.</w:t>
         </w:r>
       </w:ins>
-      <w:ins w:id="8" w:author="PR Preview" w:date="2026-01-01T00:00:00Z">
+      <w:ins w:id="19" w:author="PR Preview" w:date="2026-01-01T00:00:00Z">
         <w:r>
           <w:t xml:space="preserve"> </w:t>
         </w:r>
       </w:ins>
       <w:hyperlink r:id="rId78">
-        <w:ins w:id="9" w:author="PR Preview" w:date="2026-01-01T00:00:00Z">
+        <w:ins w:id="20" w:author="PR Preview" w:date="2026-01-01T00:00:00Z">
           <w:r>
             <w:rPr>
               <w:rStyle w:val="Hyperlink"/>
@@ -17587,7 +17611,7 @@
           </w:r>
         </w:ins>
       </w:hyperlink>
-      <w:ins w:id="10" w:author="PR Preview" w:date="2026-01-01T00:00:00Z">
+      <w:ins w:id="21" w:author="PR Preview" w:date="2026-01-01T00:00:00Z">
         <w:r>
           <w:t xml:space="preserve">.</w:t>
         </w:r>

--- a/pr-preview/pr-109/probability-basics-tracked-changes.docx
+++ b/pr-preview/pr-109/probability-basics-tracked-changes.docx
@@ -16,7 +16,7 @@
       </w:pPr>
       <w:del w:id="1" w:author="PR Preview" w:date="2026-01-01T00:00:00Z">
         <w:r>
-          <w:delText xml:space="preserve">Last modified: 2026-10-12 16:25:27 (PDT)</w:delText>
+          <w:delText xml:space="preserve">Last modified: 2026-10-12 20:16:36 (PDT)</w:delText>
         </w:r>
       </w:del>
     </w:p>
@@ -26,11 +26,11 @@
       </w:pPr>
       <w:ins w:id="2" w:author="PR Preview" w:date="2026-01-01T00:00:00Z">
         <w:r>
-          <w:t xml:space="preserve">Last modified: 2026-10-12 19:27:50 (PDT)</w:t>
+          <w:t xml:space="preserve">Last modified: 2026-10-12 20:17:05 (PDT)</w:t>
         </w:r>
       </w:ins>
     </w:p>
-    <w:bookmarkStart w:id="54" w:name="defining-probabilities"/>
+    <w:bookmarkStart w:id="56" w:name="defining-probabilities"/>
     <w:p>
       <w:pPr>
         <w:pStyle w:val="Heading2"/>
@@ -46,7 +46,7 @@
       <w:bookmarkStart w:id="9" w:name="sec-prob-axioms"/>
       <w:bookmarkEnd w:id="9"/>
     </w:p>
-    <w:bookmarkStart w:id="11" w:name="def-sample-space"/>
+    <w:bookmarkStart w:id="10" w:name="def-random-experiment"/>
     <w:p>
       <w:pPr>
         <w:pStyle w:val="BodyText"/>
@@ -56,7 +56,353 @@
           <w:b/>
           <w:bCs/>
         </w:rPr>
-        <w:t xml:space="preserve">Definition 1 (Sample space)</w:t>
+        <w:t xml:space="preserve">Definition 1 (Random experiment)</w:t>
+      </w:r>
+      <w:r>
+        <w:t xml:space="preserve"> </w:t>
+      </w:r>
+      <w:r>
+        <w:t xml:space="preserve">A</w:t>
+      </w:r>
+      <w:r>
+        <w:t xml:space="preserve"> </w:t>
+      </w:r>
+      <w:r>
+        <w:rPr>
+          <w:b/>
+          <w:bCs/>
+        </w:rPr>
+        <w:t xml:space="preserve">random experiment</w:t>
+      </w:r>
+      <w:r>
+        <w:t xml:space="preserve"> </w:t>
+      </w:r>
+      <w:r>
+        <w:t xml:space="preserve">is a procedure that produces exactly one outcome</w:t>
+      </w:r>
+      <w:r>
+        <w:t xml:space="preserve"> </w:t>
+      </w:r>
+      <w:r>
+        <w:t xml:space="preserve">out of several possible outcomes,</w:t>
+      </w:r>
+      <w:r>
+        <w:t xml:space="preserve"> </w:t>
+      </w:r>
+      <w:r>
+        <w:t xml:space="preserve">where which outcome it will produce is not determined in advance.</w:t>
+      </w:r>
+    </w:p>
+    <w:bookmarkEnd w:id="10"/>
+    <w:p>
+      <w:pPr>
+        <w:pStyle w:val="BodyText"/>
+      </w:pPr>
+      <w:r>
+        <w:rPr>
+          <w:i/>
+          <w:iCs/>
+        </w:rPr>
+        <w:t xml:space="preserve">Remark</w:t>
+      </w:r>
+      <w:r>
+        <w:t xml:space="preserve">. </w:t>
+      </w:r>
+      <w:r>
+        <w:t xml:space="preserve">The possible outcomes are collected in the</w:t>
+      </w:r>
+      <w:r>
+        <w:t xml:space="preserve"> </w:t>
+      </w:r>
+      <w:hyperlink w:anchor="def-sample-space">
+        <w:r>
+          <w:rPr>
+            <w:rStyle w:val="Hyperlink"/>
+          </w:rPr>
+          <w:t xml:space="preserve">sample space</w:t>
+        </w:r>
+      </w:hyperlink>
+      <w:r>
+        <w:t xml:space="preserve">.</w:t>
+      </w:r>
+      <w:r>
+        <w:t xml:space="preserve"> </w:t>
+      </w:r>
+      <w:r>
+        <w:t xml:space="preserve">Physical procedures, such as rolling a die, and sampling procedures,</w:t>
+      </w:r>
+      <w:r>
+        <w:t xml:space="preserve"> </w:t>
+      </w:r>
+      <w:r>
+        <w:t xml:space="preserve">such as picking a unit from a data set without looking, are both random experiments.</w:t>
+      </w:r>
+    </w:p>
+    <w:bookmarkStart w:id="13" w:name="exm-random-experiment"/>
+    <w:p>
+      <w:pPr>
+        <w:pStyle w:val="BodyText"/>
+      </w:pPr>
+      <w:r>
+        <w:rPr>
+          <w:b/>
+          <w:bCs/>
+        </w:rPr>
+        <w:t xml:space="preserve">Example 1 (Picking a car model from the Auto data)</w:t>
+      </w:r>
+      <w:r>
+        <w:t xml:space="preserve"> </w:t>
+      </w:r>
+      <w:r>
+        <w:t xml:space="preserve">The Auto data record the number of engine cylinders and the fuel economy</w:t>
+      </w:r>
+      <w:r>
+        <w:t xml:space="preserve"> </w:t>
+      </w:r>
+      <w:r>
+        <w:t xml:space="preserve">(miles per gallon) of</w:t>
+      </w:r>
+      <w:r>
+        <w:t xml:space="preserve"> </w:t>
+      </w:r>
+      <w:r>
+        <w:t xml:space="preserve">392 car models</w:t>
+      </w:r>
+      <w:r>
+        <w:t xml:space="preserve"> </w:t>
+      </w:r>
+      <w:r>
+        <w:t xml:space="preserve">sold between 1970 and 1982.</w:t>
+      </w:r>
+      <w:r>
+        <w:t xml:space="preserve"> </w:t>
+      </w:r>
+      <w:r>
+        <w:t xml:space="preserve">They come from the StatLib library at Carnegie Mellon University</w:t>
+      </w:r>
+      <w:r>
+        <w:t xml:space="preserve"> </w:t>
+      </w:r>
+      <w:r>
+        <w:t xml:space="preserve">and ship with the book</w:t>
+      </w:r>
+      <w:r>
+        <w:t xml:space="preserve"> </w:t>
+      </w:r>
+      <w:r>
+        <w:rPr>
+          <w:i/>
+          <w:iCs/>
+        </w:rPr>
+        <w:t xml:space="preserve">An Introduction to Statistical Learning</w:t>
+      </w:r>
+      <w:r>
+        <w:t xml:space="preserve"> </w:t>
+      </w:r>
+      <w:r>
+        <w:t xml:space="preserve">and the R package</w:t>
+      </w:r>
+      <w:r>
+        <w:t xml:space="preserve"> </w:t>
+      </w:r>
+      <w:hyperlink r:id="rId11">
+        <w:r>
+          <w:rPr>
+            <w:rStyle w:val="VerbatimChar"/>
+          </w:rPr>
+          <w:t xml:space="preserve">ISLR2</w:t>
+        </w:r>
+      </w:hyperlink>
+      <w:r>
+        <w:t xml:space="preserve"> </w:t>
+      </w:r>
+      <w:r>
+        <w:t xml:space="preserve">(</w:t>
+      </w:r>
+      <w:r>
+        <w:rPr>
+          <w:rStyle w:val="VerbatimChar"/>
+        </w:rPr>
+        <w:t xml:space="preserve">ISLR2::Auto</w:t>
+      </w:r>
+      <w:r>
+        <w:t xml:space="preserve">).</w:t>
+      </w:r>
+      <w:r>
+        <w:t xml:space="preserve"> </w:t>
+      </w:r>
+      <w:r>
+        <w:t xml:space="preserve">This site has a copy at</w:t>
+      </w:r>
+      <w:r>
+        <w:t xml:space="preserve"> </w:t>
+      </w:r>
+      <w:hyperlink r:id="rId12">
+        <w:r>
+          <w:rPr>
+            <w:rStyle w:val="VerbatimChar"/>
+          </w:rPr>
+          <w:t xml:space="preserve">data/auto.csv</w:t>
+        </w:r>
+      </w:hyperlink>
+      <w:r>
+        <w:t xml:space="preserve">.</w:t>
+      </w:r>
+    </w:p>
+    <w:p>
+      <w:pPr>
+        <w:pStyle w:val="BodyText"/>
+      </w:pPr>
+      <w:r>
+        <w:t xml:space="preserve">Pick one car model from the data without looking, and record its number of cylinders.</w:t>
+      </w:r>
+      <w:r>
+        <w:t xml:space="preserve"> </w:t>
+      </w:r>
+      <w:r>
+        <w:t xml:space="preserve">Which model comes up is not determined in advance,</w:t>
+      </w:r>
+      <w:r>
+        <w:t xml:space="preserve"> </w:t>
+      </w:r>
+      <w:r>
+        <w:t xml:space="preserve">so this procedure is a random experiment.</w:t>
+      </w:r>
+      <w:r>
+        <w:t xml:space="preserve"> </w:t>
+      </w:r>
+      <w:r>
+        <w:t xml:space="preserve">Its possible outcomes are the cylinder counts that occur in the data:</w:t>
+      </w:r>
+    </w:p>
+    <w:p>
+      <w:pPr>
+        <w:pStyle w:val="SourceCode"/>
+      </w:pPr>
+      <w:r>
+        <w:rPr>
+          <w:rStyle w:val="CommentTok"/>
+        </w:rPr>
+        <w:t xml:space="preserve"># read the local copy of the Auto data (one row per car model):</w:t>
+      </w:r>
+      <w:r>
+        <w:br/>
+      </w:r>
+      <w:r>
+        <w:rPr>
+          <w:rStyle w:val="NormalTok"/>
+        </w:rPr>
+        <w:t xml:space="preserve">auto </w:t>
+      </w:r>
+      <w:r>
+        <w:rPr>
+          <w:rStyle w:val="OtherTok"/>
+        </w:rPr>
+        <w:t xml:space="preserve">&lt;-</w:t>
+      </w:r>
+      <w:r>
+        <w:rPr>
+          <w:rStyle w:val="NormalTok"/>
+        </w:rPr>
+        <w:t xml:space="preserve"> </w:t>
+      </w:r>
+      <w:r>
+        <w:rPr>
+          <w:rStyle w:val="FunctionTok"/>
+        </w:rPr>
+        <w:t xml:space="preserve">read.csv</w:t>
+      </w:r>
+      <w:r>
+        <w:rPr>
+          <w:rStyle w:val="NormalTok"/>
+        </w:rPr>
+        <w:t xml:space="preserve">(</w:t>
+      </w:r>
+      <w:r>
+        <w:rPr>
+          <w:rStyle w:val="StringTok"/>
+        </w:rPr>
+        <w:t xml:space="preserve">"data/auto.csv"</w:t>
+      </w:r>
+      <w:r>
+        <w:rPr>
+          <w:rStyle w:val="NormalTok"/>
+        </w:rPr>
+        <w:t xml:space="preserve">)</w:t>
+      </w:r>
+      <w:r>
+        <w:br/>
+      </w:r>
+      <w:r>
+        <w:br/>
+      </w:r>
+      <w:r>
+        <w:rPr>
+          <w:rStyle w:val="CommentTok"/>
+        </w:rPr>
+        <w:t xml:space="preserve"># the possible outcomes are the distinct cylinder counts in the data:</w:t>
+      </w:r>
+      <w:r>
+        <w:br/>
+      </w:r>
+      <w:r>
+        <w:rPr>
+          <w:rStyle w:val="FunctionTok"/>
+        </w:rPr>
+        <w:t xml:space="preserve">sort</w:t>
+      </w:r>
+      <w:r>
+        <w:rPr>
+          <w:rStyle w:val="NormalTok"/>
+        </w:rPr>
+        <w:t xml:space="preserve">(</w:t>
+      </w:r>
+      <w:r>
+        <w:rPr>
+          <w:rStyle w:val="FunctionTok"/>
+        </w:rPr>
+        <w:t xml:space="preserve">unique</w:t>
+      </w:r>
+      <w:r>
+        <w:rPr>
+          <w:rStyle w:val="NormalTok"/>
+        </w:rPr>
+        <w:t xml:space="preserve">(auto</w:t>
+      </w:r>
+      <w:r>
+        <w:rPr>
+          <w:rStyle w:val="SpecialCharTok"/>
+        </w:rPr>
+        <w:t xml:space="preserve">$</w:t>
+      </w:r>
+      <w:r>
+        <w:rPr>
+          <w:rStyle w:val="NormalTok"/>
+        </w:rPr>
+        <w:t xml:space="preserve">cylinders))</w:t>
+      </w:r>
+      <w:r>
+        <w:br/>
+      </w:r>
+      <w:r>
+        <w:rPr>
+          <w:rStyle w:val="CommentTok"/>
+        </w:rPr>
+        <w:t xml:space="preserve">#&gt; [1] 3 4 5 6 8</w:t>
+      </w:r>
+    </w:p>
+    <w:bookmarkEnd w:id="13"/>
+    <w:bookmarkStart w:id="15" w:name="def-sample-space"/>
+    <w:p>
+      <w:pPr>
+        <w:pStyle w:val="FirstParagraph"/>
+      </w:pPr>
+      <w:r>
+        <w:rPr>
+          <w:b/>
+          <w:bCs/>
+        </w:rPr>
+        <w:t xml:space="preserve">Definition 2 (Sample space)</w:t>
       </w:r>
       <w:r>
         <w:t xml:space="preserve"> </w:t>
@@ -78,7 +424,21 @@
         <w:t xml:space="preserve"> </w:t>
       </w:r>
       <w:r>
-        <w:t xml:space="preserve">of a random experiment, denoted</w:t>
+        <w:t xml:space="preserve">of a</w:t>
+      </w:r>
+      <w:r>
+        <w:t xml:space="preserve"> </w:t>
+      </w:r>
+      <w:hyperlink w:anchor="def-random-experiment">
+        <w:r>
+          <w:rPr>
+            <w:rStyle w:val="Hyperlink"/>
+          </w:rPr>
+          <w:t xml:space="preserve">random experiment</w:t>
+        </w:r>
+      </w:hyperlink>
+      <w:r>
+        <w:t xml:space="preserve">, denoted</w:t>
       </w:r>
       <w:r>
         <w:t xml:space="preserve"> </w:t>
@@ -103,7 +463,7 @@
       <w:r>
         <w:t xml:space="preserve"> </w:t>
       </w:r>
-      <w:hyperlink r:id="rId10">
+      <w:hyperlink r:id="rId14">
         <w:r>
           <w:rPr>
             <w:rStyle w:val="Hyperlink"/>
@@ -118,8 +478,8 @@
         <w:t xml:space="preserve">of all of its possible outcomes.</w:t>
       </w:r>
     </w:p>
-    <w:bookmarkEnd w:id="11"/>
-    <w:bookmarkStart w:id="12" w:name="exm-sample-space"/>
+    <w:bookmarkEnd w:id="15"/>
+    <w:bookmarkStart w:id="16" w:name="exm-sample-space"/>
     <w:p>
       <w:pPr>
         <w:pStyle w:val="BodyText"/>
@@ -129,7 +489,7 @@
           <w:b/>
           <w:bCs/>
         </w:rPr>
-        <w:t xml:space="preserve">Example 1 (Sample space of a die roll)</w:t>
+        <w:t xml:space="preserve">Example 2 (Sample space of a die roll)</w:t>
       </w:r>
       <w:r>
         <w:t xml:space="preserve"> </w:t>
@@ -222,8 +582,8 @@
         <w:t xml:space="preserve">.</w:t>
       </w:r>
     </w:p>
-    <w:bookmarkEnd w:id="12"/>
-    <w:bookmarkStart w:id="13" w:name="def-event"/>
+    <w:bookmarkEnd w:id="16"/>
+    <w:bookmarkStart w:id="17" w:name="def-event"/>
     <w:p>
       <w:pPr>
         <w:pStyle w:val="BodyText"/>
@@ -233,7 +593,7 @@
           <w:b/>
           <w:bCs/>
         </w:rPr>
-        <w:t xml:space="preserve">Definition 2 (Event)</w:t>
+        <w:t xml:space="preserve">Definition 3 (Event)</w:t>
       </w:r>
       <w:r>
         <w:t xml:space="preserve"> </w:t>
@@ -289,7 +649,7 @@
         <w:t xml:space="preserve">a set of outcomes.</w:t>
       </w:r>
     </w:p>
-    <w:bookmarkEnd w:id="13"/>
+    <w:bookmarkEnd w:id="17"/>
     <w:p>
       <w:pPr>
         <w:pStyle w:val="BodyText"/>
@@ -333,7 +693,7 @@
       <w:r>
         <w:t xml:space="preserve"> </w:t>
       </w:r>
-      <w:hyperlink r:id="rId14">
+      <w:hyperlink r:id="rId18">
         <m:oMath>
           <m:r>
             <m:t>σ</m:t>
@@ -379,7 +739,43 @@
         <w:t xml:space="preserve"> </w:t>
       </w:r>
       <w:r>
-        <w:t xml:space="preserve">count as events;</w:t>
+        <w:t xml:space="preserve">count as events</w:t>
+      </w:r>
+      <w:r>
+        <w:t xml:space="preserve"> </w:t>
+      </w:r>
+      <w:r>
+        <w:t xml:space="preserve">(some sources call a</w:t>
+      </w:r>
+      <w:r>
+        <w:t xml:space="preserve"> </w:t>
+      </w:r>
+      <m:oMath>
+        <m:r>
+          <m:t>σ</m:t>
+        </m:r>
+      </m:oMath>
+      <w:r>
+        <w:t xml:space="preserve">-algebra a</w:t>
+      </w:r>
+      <w:r>
+        <w:t xml:space="preserve"> </w:t>
+      </w:r>
+      <w:r>
+        <w:rPr>
+          <w:b/>
+          <w:bCs/>
+        </w:rPr>
+        <w:t xml:space="preserve">Borel field</w:t>
+      </w:r>
+      <w:r>
+        <w:t xml:space="preserve"> </w:t>
+      </w:r>
+      <w:r>
+        <w:t xml:space="preserve">(Casella and Berger 2002, Def. 1.2.1)</w:t>
+      </w:r>
+      <w:r>
+        <w:t xml:space="preserve">);</w:t>
       </w:r>
       <w:r>
         <w:t xml:space="preserve"> </w:t>
@@ -428,7 +824,7 @@
       <w:r>
         <w:t xml:space="preserve"> </w:t>
       </w:r>
-      <w:hyperlink r:id="rId15">
+      <w:hyperlink r:id="rId19">
         <w:r>
           <w:rPr>
             <w:rStyle w:val="Hyperlink"/>
@@ -502,7 +898,7 @@
       <w:r>
         <w:t xml:space="preserve">(</w:t>
       </w:r>
-      <w:hyperlink r:id="rId16">
+      <w:hyperlink r:id="rId20">
         <w:r>
           <w:rPr>
             <w:rStyle w:val="Hyperlink"/>
@@ -539,7 +935,7 @@
       <w:r>
         <w:t xml:space="preserve"> </w:t>
       </w:r>
-      <w:hyperlink r:id="rId17">
+      <w:hyperlink r:id="rId21">
         <m:oMath>
           <m:r>
             <m:t>σ</m:t>
@@ -556,7 +952,7 @@
         <w:t xml:space="preserve">.</w:t>
       </w:r>
     </w:p>
-    <w:bookmarkStart w:id="18" w:name="exm-event"/>
+    <w:bookmarkStart w:id="22" w:name="exm-event"/>
     <w:p>
       <w:pPr>
         <w:pStyle w:val="BodyText"/>
@@ -566,7 +962,7 @@
           <w:b/>
           <w:bCs/>
         </w:rPr>
-        <w:t xml:space="preserve">Example 2 (Rolling an even number)</w:t>
+        <w:t xml:space="preserve">Example 3 (Rolling an even number)</w:t>
       </w:r>
       <w:r>
         <w:t xml:space="preserve"> </w:t>
@@ -582,7 +978,7 @@
           <w:rPr>
             <w:rStyle w:val="Hyperlink"/>
           </w:rPr>
-          <w:t xml:space="preserve">Example 1</w:t>
+          <w:t xml:space="preserve">Example 2</w:t>
         </w:r>
       </w:hyperlink>
       <w:r>
@@ -661,8 +1057,8 @@
         <w:t xml:space="preserve">.</w:t>
       </w:r>
     </w:p>
-    <w:bookmarkEnd w:id="18"/>
-    <w:bookmarkStart w:id="19" w:name="def-occurs"/>
+    <w:bookmarkEnd w:id="22"/>
+    <w:bookmarkStart w:id="23" w:name="def-occurs"/>
     <w:p>
       <w:pPr>
         <w:pStyle w:val="BodyText"/>
@@ -672,7 +1068,7 @@
           <w:b/>
           <w:bCs/>
         </w:rPr>
-        <w:t xml:space="preserve">Definition 3 (Occurrence of an event)</w:t>
+        <w:t xml:space="preserve">Definition 4 (Occurrence of an event)</w:t>
       </w:r>
       <w:r>
         <w:t xml:space="preserve"> </w:t>
@@ -744,8 +1140,8 @@
         <w:t xml:space="preserve">.</w:t>
       </w:r>
     </w:p>
-    <w:bookmarkEnd w:id="19"/>
-    <w:bookmarkStart w:id="20" w:name="exm-occurs"/>
+    <w:bookmarkEnd w:id="23"/>
+    <w:bookmarkStart w:id="24" w:name="exm-occurs"/>
     <w:p>
       <w:pPr>
         <w:pStyle w:val="BodyText"/>
@@ -755,7 +1151,7 @@
           <w:b/>
           <w:bCs/>
         </w:rPr>
-        <w:t xml:space="preserve">Example 3 (Rolling a 4)</w:t>
+        <w:t xml:space="preserve">Example 4 (Rolling a 4)</w:t>
       </w:r>
       <w:r>
         <w:t xml:space="preserve"> </w:t>
@@ -771,7 +1167,7 @@
           <w:rPr>
             <w:rStyle w:val="Hyperlink"/>
           </w:rPr>
-          <w:t xml:space="preserve">Example 2</w:t>
+          <w:t xml:space="preserve">Example 3</w:t>
         </w:r>
       </w:hyperlink>
       <w:r>
@@ -949,8 +1345,8 @@
         <w:t xml:space="preserve">, does not occur.</w:t>
       </w:r>
     </w:p>
-    <w:bookmarkEnd w:id="20"/>
-    <w:bookmarkStart w:id="21" w:name="def-complement"/>
+    <w:bookmarkEnd w:id="24"/>
+    <w:bookmarkStart w:id="25" w:name="def-complement"/>
     <w:p>
       <w:pPr>
         <w:pStyle w:val="BodyText"/>
@@ -960,7 +1356,7 @@
           <w:b/>
           <w:bCs/>
         </w:rPr>
-        <w:t xml:space="preserve">Definition 4 (Complement of an event)</w:t>
+        <w:t xml:space="preserve">Definition 5 (Complement of an event)</w:t>
       </w:r>
       <w:r>
         <w:t xml:space="preserve"> </w:t>
@@ -1147,7 +1543,7 @@
         </m:oMath>
       </m:oMathPara>
     </w:p>
-    <w:bookmarkEnd w:id="21"/>
+    <w:bookmarkEnd w:id="25"/>
     <w:p>
       <w:pPr>
         <w:pStyle w:val="FirstParagraph"/>
@@ -1207,7 +1603,7 @@
         <w:t xml:space="preserve">.</w:t>
       </w:r>
     </w:p>
-    <w:bookmarkStart w:id="22" w:name="exm-complement"/>
+    <w:bookmarkStart w:id="26" w:name="exm-complement"/>
     <w:p>
       <w:pPr>
         <w:pStyle w:val="BodyText"/>
@@ -1217,7 +1613,7 @@
           <w:b/>
           <w:bCs/>
         </w:rPr>
-        <w:t xml:space="preserve">Example 4 (Rolling an odd number)</w:t>
+        <w:t xml:space="preserve">Example 5 (Rolling an odd number)</w:t>
       </w:r>
       <w:r>
         <w:t xml:space="preserve"> </w:t>
@@ -1233,7 +1629,7 @@
           <w:rPr>
             <w:rStyle w:val="Hyperlink"/>
           </w:rPr>
-          <w:t xml:space="preserve">Example 2</w:t>
+          <w:t xml:space="preserve">Example 3</w:t>
         </w:r>
       </w:hyperlink>
       <w:r>
@@ -1384,8 +1780,8 @@
         <w:t xml:space="preserve">.</w:t>
       </w:r>
     </w:p>
-    <w:bookmarkEnd w:id="22"/>
-    <w:bookmarkStart w:id="23" w:name="def-mutually-exclusive"/>
+    <w:bookmarkEnd w:id="26"/>
+    <w:bookmarkStart w:id="27" w:name="def-mutually-exclusive"/>
     <w:p>
       <w:pPr>
         <w:pStyle w:val="BodyText"/>
@@ -1395,7 +1791,7 @@
           <w:b/>
           <w:bCs/>
         </w:rPr>
-        <w:t xml:space="preserve">Definition 5 (Mutually exclusive events)</w:t>
+        <w:t xml:space="preserve">Definition 6 (Mutually exclusive events)</w:t>
       </w:r>
       <w:r>
         <w:t xml:space="preserve"> </w:t>
@@ -1617,7 +2013,7 @@
         </m:oMath>
       </m:oMathPara>
     </w:p>
-    <w:bookmarkEnd w:id="23"/>
+    <w:bookmarkEnd w:id="27"/>
     <w:p>
       <w:pPr>
         <w:pStyle w:val="FirstParagraph"/>
@@ -1644,7 +2040,7 @@
       <w:r>
         <w:t xml:space="preserve"> </w:t>
       </w:r>
-      <w:hyperlink r:id="rId24">
+      <w:hyperlink r:id="rId28">
         <w:r>
           <w:rPr>
             <w:rStyle w:val="Hyperlink"/>
@@ -1656,7 +2052,7 @@
         <w:t xml:space="preserve">.</w:t>
       </w:r>
     </w:p>
-    <w:bookmarkStart w:id="25" w:name="exm-mutually-exclusive"/>
+    <w:bookmarkStart w:id="29" w:name="exm-mutually-exclusive"/>
     <w:p>
       <w:pPr>
         <w:pStyle w:val="BodyText"/>
@@ -1666,7 +2062,7 @@
           <w:b/>
           <w:bCs/>
         </w:rPr>
-        <w:t xml:space="preserve">Example 5 (Low and high rolls)</w:t>
+        <w:t xml:space="preserve">Example 6 (Low and high rolls)</w:t>
       </w:r>
       <w:r>
         <w:t xml:space="preserve"> </w:t>
@@ -1682,7 +2078,7 @@
           <w:rPr>
             <w:rStyle w:val="Hyperlink"/>
           </w:rPr>
-          <w:t xml:space="preserve">Example 1</w:t>
+          <w:t xml:space="preserve">Example 2</w:t>
         </w:r>
       </w:hyperlink>
       <w:r>
@@ -1914,8 +2310,8 @@
         <w:t xml:space="preserve">are not mutually exclusive: a roll of 2 is in both.</w:t>
       </w:r>
     </w:p>
-    <w:bookmarkEnd w:id="25"/>
-    <w:bookmarkStart w:id="26" w:name="def-partition"/>
+    <w:bookmarkEnd w:id="29"/>
+    <w:bookmarkStart w:id="30" w:name="def-partition"/>
     <w:p>
       <w:pPr>
         <w:pStyle w:val="BodyText"/>
@@ -1925,7 +2321,7 @@
           <w:b/>
           <w:bCs/>
         </w:rPr>
-        <w:t xml:space="preserve">Definition 6 (Partition of an event)</w:t>
+        <w:t xml:space="preserve">Definition 7 (Partition of an event)</w:t>
       </w:r>
       <w:r>
         <w:t xml:space="preserve"> </w:t>
@@ -2222,7 +2618,7 @@
         <w:t xml:space="preserve">.</w:t>
       </w:r>
     </w:p>
-    <w:bookmarkEnd w:id="26"/>
+    <w:bookmarkEnd w:id="30"/>
     <w:p>
       <w:pPr>
         <w:pStyle w:val="BodyText"/>
@@ -2264,7 +2660,7 @@
         <w:t xml:space="preserve">to contain at least one outcome.</w:t>
       </w:r>
     </w:p>
-    <w:bookmarkStart w:id="27" w:name="exm-partition"/>
+    <w:bookmarkStart w:id="31" w:name="exm-partition"/>
     <w:p>
       <w:pPr>
         <w:pStyle w:val="BodyText"/>
@@ -2274,7 +2670,7 @@
           <w:b/>
           <w:bCs/>
         </w:rPr>
-        <w:t xml:space="preserve">Example 6 (Partitioning the die roll)</w:t>
+        <w:t xml:space="preserve">Example 7 (Partitioning the die roll)</w:t>
       </w:r>
       <w:r>
         <w:t xml:space="preserve"> </w:t>
@@ -2290,7 +2686,7 @@
           <w:rPr>
             <w:rStyle w:val="Hyperlink"/>
           </w:rPr>
-          <w:t xml:space="preserve">Example 1</w:t>
+          <w:t xml:space="preserve">Example 2</w:t>
         </w:r>
       </w:hyperlink>
       <w:r>
@@ -2629,7 +3025,7 @@
           <w:rPr>
             <w:rStyle w:val="Hyperlink"/>
           </w:rPr>
-          <w:t xml:space="preserve">Example 5</w:t>
+          <w:t xml:space="preserve">Example 6</w:t>
         </w:r>
       </w:hyperlink>
       <w:r>
@@ -2653,8 +3049,8 @@
         <w:t xml:space="preserve">: their union leaves out 3 and 4.</w:t>
       </w:r>
     </w:p>
-    <w:bookmarkEnd w:id="27"/>
-    <w:bookmarkStart w:id="29" w:name="def-probability"/>
+    <w:bookmarkEnd w:id="31"/>
+    <w:bookmarkStart w:id="33" w:name="def-probability"/>
     <w:p>
       <w:pPr>
         <w:pStyle w:val="BodyText"/>
@@ -2664,7 +3060,7 @@
           <w:b/>
           <w:bCs/>
         </w:rPr>
-        <w:t xml:space="preserve">Definition 7 (Probability measure)</w:t>
+        <w:t xml:space="preserve">Definition 8 (Probability measure)</w:t>
       </w:r>
       <w:r>
         <w:t xml:space="preserve"> </w:t>
@@ -2783,7 +3179,7 @@
       <w:r>
         <w:t xml:space="preserve"> </w:t>
       </w:r>
-      <w:hyperlink r:id="rId28">
+      <w:hyperlink r:id="rId32">
         <w:r>
           <w:rPr>
             <w:rStyle w:val="Hyperlink"/>
@@ -2877,18 +3273,61 @@
         </m:oMath>
       </m:oMathPara>
     </w:p>
-    <w:bookmarkEnd w:id="29"/>
-    <w:bookmarkStart w:id="31" w:name="exm-probability"/>
+    <w:bookmarkEnd w:id="33"/>
     <w:p>
       <w:pPr>
         <w:pStyle w:val="FirstParagraph"/>
       </w:pPr>
       <w:r>
         <w:rPr>
+          <w:i/>
+          <w:iCs/>
+        </w:rPr>
+        <w:t xml:space="preserve">Remark</w:t>
+      </w:r>
+      <w:r>
+        <w:t xml:space="preserve">. </w:t>
+      </w:r>
+      <w:r>
+        <w:t xml:space="preserve">Other sources call a probability measure a</w:t>
+      </w:r>
+      <w:r>
+        <w:t xml:space="preserve"> </w:t>
+      </w:r>
+      <w:r>
+        <w:rPr>
           <w:b/>
           <w:bCs/>
         </w:rPr>
-        <w:t xml:space="preserve">Example 7 (Probability measure for a fair die)</w:t>
+        <w:t xml:space="preserve">probability function</w:t>
+      </w:r>
+      <w:r>
+        <w:t xml:space="preserve"> </w:t>
+      </w:r>
+      <w:r>
+        <w:t xml:space="preserve">(Casella and Berger 2002, Def. 1.2.4)</w:t>
+      </w:r>
+      <w:r>
+        <w:t xml:space="preserve">.</w:t>
+      </w:r>
+      <w:r>
+        <w:t xml:space="preserve"> </w:t>
+      </w:r>
+      <w:r>
+        <w:t xml:space="preserve">The two names mean the same thing.</w:t>
+      </w:r>
+    </w:p>
+    <w:bookmarkStart w:id="35" w:name="exm-probability"/>
+    <w:p>
+      <w:pPr>
+        <w:pStyle w:val="BodyText"/>
+      </w:pPr>
+      <w:r>
+        <w:rPr>
+          <w:b/>
+          <w:bCs/>
+        </w:rPr>
+        <w:t xml:space="preserve">Example 8 (Probability measure for a fair die)</w:t>
       </w:r>
       <w:r>
         <w:t xml:space="preserve"> </w:t>
@@ -2904,7 +3343,7 @@
           <w:rPr>
             <w:rStyle w:val="Hyperlink"/>
           </w:rPr>
-          <w:t xml:space="preserve">Example 1</w:t>
+          <w:t xml:space="preserve">Example 2</w:t>
         </w:r>
       </w:hyperlink>
       <w:r>
@@ -3128,7 +3567,7 @@
       <w:r>
         <w:t xml:space="preserve">(</w:t>
       </w:r>
-      <w:hyperlink r:id="rId30">
+      <w:hyperlink r:id="rId34">
         <w:r>
           <w:rPr>
             <w:rStyle w:val="Hyperlink"/>
@@ -3148,7 +3587,7 @@
       <w:r>
         <w:t xml:space="preserve"> </w:t>
       </w:r>
-      <w:hyperlink r:id="rId28">
+      <w:hyperlink r:id="rId32">
         <w:r>
           <w:rPr>
             <w:rStyle w:val="Hyperlink"/>
@@ -3291,7 +3730,7 @@
           <w:rPr>
             <w:rStyle w:val="Hyperlink"/>
           </w:rPr>
-          <w:t xml:space="preserve">Example 2</w:t>
+          <w:t xml:space="preserve">Example 3</w:t>
         </w:r>
       </w:hyperlink>
       <w:r>
@@ -3422,8 +3861,8 @@
         </m:oMath>
       </m:oMathPara>
     </w:p>
-    <w:bookmarkEnd w:id="31"/>
-    <w:bookmarkStart w:id="33" w:name="cor-probability-finitely-additive"/>
+    <w:bookmarkEnd w:id="35"/>
+    <w:bookmarkStart w:id="37" w:name="cor-probability-finitely-additive"/>
     <w:p>
       <w:pPr>
         <w:pStyle w:val="FirstParagraph"/>
@@ -3461,7 +3900,7 @@
       <w:r>
         <w:t xml:space="preserve"> </w:t>
       </w:r>
-      <w:hyperlink r:id="rId32">
+      <w:hyperlink r:id="rId36">
         <w:r>
           <w:rPr>
             <w:rStyle w:val="Hyperlink"/>
@@ -3683,7 +4122,7 @@
         </m:oMath>
       </m:oMathPara>
     </w:p>
-    <w:bookmarkEnd w:id="33"/>
+    <w:bookmarkEnd w:id="37"/>
     <w:p>
       <w:pPr>
         <w:pStyle w:val="FirstParagraph"/>
@@ -3706,7 +4145,7 @@
           <w:rPr>
             <w:rStyle w:val="Hyperlink"/>
           </w:rPr>
-          <w:t xml:space="preserve">Definition 7</w:t>
+          <w:t xml:space="preserve">Definition 8</w:t>
         </w:r>
       </w:hyperlink>
       <w:r>
@@ -3721,7 +4160,7 @@
       <w:r>
         <w:t xml:space="preserve"> </w:t>
       </w:r>
-      <w:hyperlink r:id="rId34">
+      <w:hyperlink r:id="rId38">
         <w:r>
           <w:rPr>
             <w:rStyle w:val="Hyperlink"/>
@@ -3736,7 +4175,7 @@
         <w:t xml:space="preserve">applies to it.</w:t>
       </w:r>
     </w:p>
-    <w:bookmarkStart w:id="35" w:name="thm-continuity-probability"/>
+    <w:bookmarkStart w:id="39" w:name="thm-continuity-probability"/>
     <w:p>
       <w:pPr>
         <w:pStyle w:val="BodyText"/>
@@ -3962,7 +4401,7 @@
         </m:oMath>
       </m:oMathPara>
     </w:p>
-    <w:bookmarkEnd w:id="35"/>
+    <w:bookmarkEnd w:id="39"/>
     <w:p>
       <w:pPr>
         <w:pStyle w:val="FirstParagraph"/>
@@ -4234,7 +4673,7 @@
       <w:r>
         <w:t xml:space="preserve"> </w:t>
       </w:r>
-      <w:hyperlink r:id="rId36">
+      <w:hyperlink r:id="rId40">
         <w:r>
           <w:rPr>
             <w:rStyle w:val="Hyperlink"/>
@@ -6758,7 +7197,7 @@
         <w:t xml:space="preserve">valid.</w:t>
       </w:r>
     </w:p>
-    <w:bookmarkStart w:id="38" w:name="thm-kolmogorov-axioms"/>
+    <w:bookmarkStart w:id="42" w:name="thm-kolmogorov-axioms"/>
     <w:p>
       <w:pPr>
         <w:pStyle w:val="BodyText"/>
@@ -7028,7 +7467,7 @@
       <w:r>
         <w:t xml:space="preserve"> </w:t>
       </w:r>
-      <w:hyperlink r:id="rId37">
+      <w:hyperlink r:id="rId41">
         <w:r>
           <w:rPr>
             <w:rStyle w:val="Hyperlink"/>
@@ -7263,7 +7702,7 @@
         </m:oMath>
       </m:oMathPara>
     </w:p>
-    <w:bookmarkEnd w:id="38"/>
+    <w:bookmarkEnd w:id="42"/>
     <w:p>
       <w:pPr>
         <w:pStyle w:val="FirstParagraph"/>
@@ -7307,7 +7746,7 @@
       <w:r>
         <w:t xml:space="preserve"> </w:t>
       </w:r>
-      <w:hyperlink r:id="rId28">
+      <w:hyperlink r:id="rId32">
         <w:r>
           <w:rPr>
             <w:rStyle w:val="Hyperlink"/>
@@ -7321,7 +7760,7 @@
       <w:r>
         <w:t xml:space="preserve"> </w:t>
       </w:r>
-      <w:hyperlink r:id="rId39">
+      <w:hyperlink r:id="rId43">
         <w:r>
           <w:rPr>
             <w:rStyle w:val="Hyperlink"/>
@@ -7434,7 +7873,7 @@
           <w:rPr>
             <w:rStyle w:val="Hyperlink"/>
           </w:rPr>
-          <w:t xml:space="preserve">Definition 7</w:t>
+          <w:t xml:space="preserve">Definition 8</w:t>
         </w:r>
       </w:hyperlink>
       <w:r>
@@ -7549,7 +7988,7 @@
       <w:r>
         <w:t xml:space="preserve"> </w:t>
       </w:r>
-      <w:hyperlink r:id="rId37">
+      <w:hyperlink r:id="rId41">
         <w:r>
           <w:rPr>
             <w:rStyle w:val="Hyperlink"/>
@@ -7569,7 +8008,7 @@
       <w:r>
         <w:t xml:space="preserve"> </w:t>
       </w:r>
-      <w:hyperlink r:id="rId40">
+      <w:hyperlink r:id="rId44">
         <w:r>
           <w:rPr>
             <w:rStyle w:val="Hyperlink"/>
@@ -7731,7 +8170,7 @@
       <w:r>
         <w:t xml:space="preserve"> </w:t>
       </w:r>
-      <w:hyperlink r:id="rId28">
+      <w:hyperlink r:id="rId32">
         <w:r>
           <w:rPr>
             <w:rStyle w:val="Hyperlink"/>
@@ -7834,7 +8273,7 @@
           <w:rPr>
             <w:rStyle w:val="Hyperlink"/>
           </w:rPr>
-          <w:t xml:space="preserve">Definition 7</w:t>
+          <w:t xml:space="preserve">Definition 8</w:t>
         </w:r>
       </w:hyperlink>
       <w:r>
@@ -7885,7 +8324,7 @@
       <w:r>
         <w:t xml:space="preserve"> </w:t>
       </w:r>
-      <w:hyperlink r:id="rId41">
+      <w:hyperlink r:id="rId45">
         <w:r>
           <w:rPr>
             <w:rStyle w:val="Hyperlink"/>
@@ -7950,7 +8389,7 @@
         <w:t xml:space="preserve">the proof above derives it.</w:t>
       </w:r>
     </w:p>
-    <w:bookmarkStart w:id="42" w:name="thm-prob-subset"/>
+    <w:bookmarkStart w:id="46" w:name="thm-prob-subset"/>
     <w:p>
       <w:pPr>
         <w:pStyle w:val="BodyText"/>
@@ -8082,7 +8521,7 @@
         <w:t xml:space="preserve">.</w:t>
       </w:r>
     </w:p>
-    <w:bookmarkEnd w:id="42"/>
+    <w:bookmarkEnd w:id="46"/>
     <w:p>
       <w:pPr>
         <w:pStyle w:val="BodyText"/>
@@ -8246,7 +8685,7 @@
         <w:t xml:space="preserve">.</w:t>
       </w:r>
     </w:p>
-    <w:bookmarkStart w:id="43" w:name="thm-total-prob-1"/>
+    <w:bookmarkStart w:id="47" w:name="thm-total-prob-1"/>
     <w:p>
       <w:pPr>
         <w:pStyle w:val="BodyText"/>
@@ -8382,7 +8821,7 @@
         </m:oMath>
       </m:oMathPara>
     </w:p>
-    <w:bookmarkEnd w:id="43"/>
+    <w:bookmarkEnd w:id="47"/>
     <w:p>
       <w:pPr>
         <w:pStyle w:val="FirstParagraph"/>
@@ -8689,7 +9128,7 @@
         </m:oMath>
       </m:oMathPara>
     </w:p>
-    <w:bookmarkStart w:id="44" w:name="cor-p-neg0"/>
+    <w:bookmarkStart w:id="48" w:name="cor-p-neg0"/>
     <w:p>
       <w:pPr>
         <w:pStyle w:val="FirstParagraph"/>
@@ -8794,7 +9233,7 @@
         </m:oMath>
       </m:oMathPara>
     </w:p>
-    <w:bookmarkEnd w:id="44"/>
+    <w:bookmarkEnd w:id="48"/>
     <w:p>
       <w:pPr>
         <w:pStyle w:val="FirstParagraph"/>
@@ -8859,7 +9298,7 @@
         <w:t xml:space="preserve">.</w:t>
       </w:r>
     </w:p>
-    <w:bookmarkStart w:id="45" w:name="cor-p-neg"/>
+    <w:bookmarkStart w:id="49" w:name="cor-p-neg"/>
     <w:p>
       <w:pPr>
         <w:pStyle w:val="BodyText"/>
@@ -9019,7 +9458,7 @@
         </m:oMath>
       </m:oMathPara>
     </w:p>
-    <w:bookmarkEnd w:id="45"/>
+    <w:bookmarkEnd w:id="49"/>
     <w:p>
       <w:pPr>
         <w:pStyle w:val="FirstParagraph"/>
@@ -9203,7 +9642,7 @@
         </m:oMath>
       </m:oMathPara>
     </w:p>
-    <w:bookmarkStart w:id="46" w:name="exm-p-neg"/>
+    <w:bookmarkStart w:id="50" w:name="exm-p-neg"/>
     <w:p>
       <w:pPr>
         <w:pStyle w:val="FirstParagraph"/>
@@ -9213,7 +9652,7 @@
           <w:b/>
           <w:bCs/>
         </w:rPr>
-        <w:t xml:space="preserve">Example 8 (Probability of not rolling a six)</w:t>
+        <w:t xml:space="preserve">Example 9 (Probability of not rolling a six)</w:t>
       </w:r>
       <w:r>
         <w:t xml:space="preserve"> </w:t>
@@ -9333,8 +9772,8 @@
         <w:t xml:space="preserve">.</w:t>
       </w:r>
     </w:p>
-    <w:bookmarkEnd w:id="46"/>
-    <w:bookmarkStart w:id="48" w:name="def-random-choice"/>
+    <w:bookmarkEnd w:id="50"/>
+    <w:bookmarkStart w:id="52" w:name="def-random-choice"/>
     <w:p>
       <w:pPr>
         <w:pStyle w:val="BodyText"/>
@@ -9344,7 +9783,7 @@
           <w:b/>
           <w:bCs/>
         </w:rPr>
-        <w:t xml:space="preserve">Definition 8 (Choosing at random)</w:t>
+        <w:t xml:space="preserve">Definition 9 (Choosing at random)</w:t>
       </w:r>
       <w:r>
         <w:t xml:space="preserve"> </w:t>
@@ -9369,7 +9808,7 @@
       <w:r>
         <w:t xml:space="preserve"> </w:t>
       </w:r>
-      <w:hyperlink r:id="rId28">
+      <w:hyperlink r:id="rId32">
         <w:r>
           <w:rPr>
             <w:rStyle w:val="Hyperlink"/>
@@ -9489,8 +9928,19 @@
       <w:r>
         <w:t xml:space="preserve"> </w:t>
       </w:r>
-      <w:r>
-        <w:t xml:space="preserve">random experiment whose</w:t>
+      <w:hyperlink w:anchor="def-random-experiment">
+        <w:r>
+          <w:rPr>
+            <w:rStyle w:val="Hyperlink"/>
+          </w:rPr>
+          <w:t xml:space="preserve">random experiment</w:t>
+        </w:r>
+      </w:hyperlink>
+      <w:r>
+        <w:t xml:space="preserve"> </w:t>
+      </w:r>
+      <w:r>
+        <w:t xml:space="preserve">whose</w:t>
       </w:r>
       <w:r>
         <w:t xml:space="preserve"> </w:t>
@@ -9543,7 +9993,7 @@
       <w:r>
         <w:t xml:space="preserve"> </w:t>
       </w:r>
-      <w:hyperlink r:id="rId47">
+      <w:hyperlink r:id="rId51">
         <w:r>
           <w:rPr>
             <w:rStyle w:val="Hyperlink"/>
@@ -9569,8 +10019,8 @@
         <w:t xml:space="preserve">.</w:t>
       </w:r>
     </w:p>
-    <w:bookmarkEnd w:id="48"/>
-    <w:bookmarkStart w:id="50" w:name="exm-random-choice-sets"/>
+    <w:bookmarkEnd w:id="52"/>
+    <w:bookmarkStart w:id="54" w:name="exm-random-choice-sets"/>
     <w:p>
       <w:pPr>
         <w:pStyle w:val="BodyText"/>
@@ -9580,7 +10030,7 @@
           <w:b/>
           <w:bCs/>
         </w:rPr>
-        <w:t xml:space="preserve">Example 9 (Choosing at random from a finite set and from an interval)</w:t>
+        <w:t xml:space="preserve">Example 10 (Choosing at random from a finite set and from an interval)</w:t>
       </w:r>
       <w:r>
         <w:t xml:space="preserve"> </w:t>
@@ -9656,7 +10106,7 @@
       <w:r>
         <w:t xml:space="preserve"> </w:t>
       </w:r>
-      <w:hyperlink r:id="rId30">
+      <w:hyperlink r:id="rId34">
         <w:r>
           <w:rPr>
             <w:rStyle w:val="Hyperlink"/>
@@ -10007,7 +10457,7 @@
       <w:r>
         <w:t xml:space="preserve"> </w:t>
       </w:r>
-      <w:hyperlink r:id="rId49">
+      <w:hyperlink r:id="rId53">
         <m:oMath>
           <m:r>
             <m:rPr>
@@ -10072,8 +10522,8 @@
         <w:t xml:space="preserve">so they have no choice at random in this sense.</w:t>
       </w:r>
     </w:p>
-    <w:bookmarkEnd w:id="50"/>
-    <w:bookmarkStart w:id="53" w:name="exm-random-choice-auto"/>
+    <w:bookmarkEnd w:id="54"/>
+    <w:bookmarkStart w:id="55" w:name="exm-random-choice-auto"/>
     <w:p>
       <w:pPr>
         <w:pStyle w:val="BodyText"/>
@@ -10083,111 +10533,40 @@
           <w:b/>
           <w:bCs/>
         </w:rPr>
-        <w:t xml:space="preserve">Example 10 (Choosing a car at random from the Auto data)</w:t>
-      </w:r>
-      <w:r>
-        <w:t xml:space="preserve"> </w:t>
-      </w:r>
-      <w:r>
-        <w:t xml:space="preserve">The Auto data record the number of engine cylinders and the fuel economy</w:t>
-      </w:r>
-      <w:r>
-        <w:t xml:space="preserve"> </w:t>
-      </w:r>
-      <w:r>
-        <w:t xml:space="preserve">(miles per gallon) of</w:t>
-      </w:r>
-      <w:r>
-        <w:t xml:space="preserve"> </w:t>
-      </w:r>
-      <w:r>
-        <w:t xml:space="preserve">392 car models</w:t>
-      </w:r>
-      <w:r>
-        <w:t xml:space="preserve"> </w:t>
-      </w:r>
-      <w:r>
-        <w:t xml:space="preserve">sold between 1970 and 1982.</w:t>
-      </w:r>
-      <w:r>
-        <w:t xml:space="preserve"> </w:t>
-      </w:r>
-      <w:r>
-        <w:t xml:space="preserve">They come from the StatLib library at Carnegie Mellon University</w:t>
-      </w:r>
-      <w:r>
-        <w:t xml:space="preserve"> </w:t>
-      </w:r>
-      <w:r>
-        <w:t xml:space="preserve">and ship with the book</w:t>
-      </w:r>
-      <w:r>
-        <w:t xml:space="preserve"> </w:t>
-      </w:r>
-      <w:r>
-        <w:rPr>
-          <w:i/>
-          <w:iCs/>
-        </w:rPr>
-        <w:t xml:space="preserve">An Introduction to Statistical Learning</w:t>
-      </w:r>
-      <w:r>
-        <w:t xml:space="preserve"> </w:t>
-      </w:r>
-      <w:r>
-        <w:t xml:space="preserve">and the R package</w:t>
-      </w:r>
-      <w:r>
-        <w:t xml:space="preserve"> </w:t>
-      </w:r>
-      <w:hyperlink r:id="rId51">
+        <w:t xml:space="preserve">Example 11 (Choosing a car at random from the Auto data)</w:t>
+      </w:r>
+      <w:r>
+        <w:t xml:space="preserve"> </w:t>
+      </w:r>
+      <w:r>
+        <w:t xml:space="preserve">The Auto data of</w:t>
+      </w:r>
+      <w:r>
+        <w:t xml:space="preserve"> </w:t>
+      </w:r>
+      <w:hyperlink w:anchor="exm-random-experiment">
         <w:r>
           <w:rPr>
-            <w:rStyle w:val="VerbatimChar"/>
+            <w:rStyle w:val="Hyperlink"/>
           </w:rPr>
-          <w:t xml:space="preserve">ISLR2</w:t>
+          <w:t xml:space="preserve">Example 1</w:t>
         </w:r>
       </w:hyperlink>
       <w:r>
         <w:t xml:space="preserve"> </w:t>
       </w:r>
       <w:r>
-        <w:t xml:space="preserve">(</w:t>
-      </w:r>
-      <w:r>
-        <w:rPr>
-          <w:rStyle w:val="VerbatimChar"/>
-        </w:rPr>
-        <w:t xml:space="preserve">ISLR2::Auto</w:t>
-      </w:r>
-      <w:r>
-        <w:t xml:space="preserve">).</w:t>
-      </w:r>
-      <w:r>
-        <w:t xml:space="preserve"> </w:t>
-      </w:r>
-      <w:r>
-        <w:t xml:space="preserve">This site has a copy at</w:t>
-      </w:r>
-      <w:r>
-        <w:t xml:space="preserve"> </w:t>
-      </w:r>
-      <w:hyperlink r:id="rId52">
-        <w:r>
-          <w:rPr>
-            <w:rStyle w:val="VerbatimChar"/>
-          </w:rPr>
-          <w:t xml:space="preserve">data/auto.csv</w:t>
-        </w:r>
-      </w:hyperlink>
-      <w:r>
-        <w:t xml:space="preserve">.</w:t>
-      </w:r>
-    </w:p>
-    <w:p>
-      <w:pPr>
-        <w:pStyle w:val="BodyText"/>
-      </w:pPr>
+        <w:t xml:space="preserve">have</w:t>
+      </w:r>
+      <w:r>
+        <w:t xml:space="preserve"> </w:t>
+      </w:r>
+      <w:r>
+        <w:t xml:space="preserve">392 car models.</w:t>
+      </w:r>
+      <w:r>
+        <w:t xml:space="preserve"> </w:t>
+      </w:r>
       <w:r>
         <w:t xml:space="preserve">Let</w:t>
       </w:r>
@@ -10230,7 +10609,7 @@
           <w:rPr>
             <w:rStyle w:val="Hyperlink"/>
           </w:rPr>
-          <w:t xml:space="preserve">Definition 8</w:t>
+          <w:t xml:space="preserve">Definition 9</w:t>
         </w:r>
       </w:hyperlink>
       <w:r>
@@ -10443,9 +10822,9 @@
         <w:t xml:space="preserve">#&gt; [1] 0.5076531</w:t>
       </w:r>
     </w:p>
-    <w:bookmarkEnd w:id="53"/>
-    <w:bookmarkEnd w:id="54"/>
-    <w:bookmarkStart w:id="77" w:name="conditional-probability"/>
+    <w:bookmarkEnd w:id="55"/>
+    <w:bookmarkEnd w:id="56"/>
+    <w:bookmarkStart w:id="79" w:name="conditional-probability"/>
     <w:p>
       <w:pPr>
         <w:pStyle w:val="Heading2"/>
@@ -10454,7 +10833,7 @@
         <w:t xml:space="preserve">2 Conditional probability</w:t>
       </w:r>
     </w:p>
-    <w:bookmarkStart w:id="55" w:name="def-conditional-prob"/>
+    <w:bookmarkStart w:id="57" w:name="def-conditional-prob"/>
     <w:p>
       <w:pPr>
         <w:pStyle w:val="FirstParagraph"/>
@@ -10464,7 +10843,7 @@
           <w:b/>
           <w:bCs/>
         </w:rPr>
-        <w:t xml:space="preserve">Definition 9 (Conditional probability)</w:t>
+        <w:t xml:space="preserve">Definition 10 (Conditional probability)</w:t>
       </w:r>
       <w:r>
         <w:t xml:space="preserve"> </w:t>
@@ -10751,7 +11130,7 @@
         </m:oMath>
       </m:oMathPara>
     </w:p>
-    <w:bookmarkEnd w:id="55"/>
+    <w:bookmarkEnd w:id="57"/>
     <w:p>
       <w:pPr>
         <w:pStyle w:val="FirstParagraph"/>
@@ -10883,7 +11262,7 @@
         <w:t xml:space="preserve">.</w:t>
       </w:r>
     </w:p>
-    <w:bookmarkStart w:id="56" w:name="exm-conditional-prob"/>
+    <w:bookmarkStart w:id="58" w:name="exm-conditional-prob"/>
     <w:p>
       <w:pPr>
         <w:pStyle w:val="BodyText"/>
@@ -10893,7 +11272,7 @@
           <w:b/>
           <w:bCs/>
         </w:rPr>
-        <w:t xml:space="preserve">Example 11 (Rolling a six, given an even roll)</w:t>
+        <w:t xml:space="preserve">Example 12 (Rolling a six, given an even roll)</w:t>
       </w:r>
       <w:r>
         <w:t xml:space="preserve"> </w:t>
@@ -10906,7 +11285,7 @@
           <w:rPr>
             <w:rStyle w:val="Hyperlink"/>
           </w:rPr>
-          <w:t xml:space="preserve">Example 7</w:t>
+          <w:t xml:space="preserve">Example 8</w:t>
         </w:r>
       </w:hyperlink>
       <w:r>
@@ -11287,8 +11666,8 @@
         </m:oMath>
       </m:oMathPara>
     </w:p>
-    <w:bookmarkEnd w:id="56"/>
-    <w:bookmarkStart w:id="57" w:name="thm-law-conditional-prob"/>
+    <w:bookmarkEnd w:id="58"/>
+    <w:bookmarkStart w:id="59" w:name="thm-law-conditional-prob"/>
     <w:p>
       <w:pPr>
         <w:pStyle w:val="FirstParagraph"/>
@@ -11478,7 +11857,7 @@
         </m:oMath>
       </m:oMathPara>
     </w:p>
-    <w:bookmarkEnd w:id="57"/>
+    <w:bookmarkEnd w:id="59"/>
     <w:p>
       <w:pPr>
         <w:pStyle w:val="FirstParagraph"/>
@@ -11504,7 +11883,7 @@
           <w:rPr>
             <w:rStyle w:val="Hyperlink"/>
           </w:rPr>
-          <w:t xml:space="preserve">Definition 9</w:t>
+          <w:t xml:space="preserve">Definition 10</w:t>
         </w:r>
       </w:hyperlink>
       <w:r>
@@ -11778,7 +12157,7 @@
         </m:oMath>
       </m:oMathPara>
     </w:p>
-    <w:bookmarkStart w:id="58" w:name="exm-law-conditional-prob"/>
+    <w:bookmarkStart w:id="60" w:name="exm-law-conditional-prob"/>
     <w:p>
       <w:pPr>
         <w:pStyle w:val="FirstParagraph"/>
@@ -11788,7 +12167,7 @@
           <w:b/>
           <w:bCs/>
         </w:rPr>
-        <w:t xml:space="preserve">Example 12 (Applying the law of conditional probability)</w:t>
+        <w:t xml:space="preserve">Example 13 (Applying the law of conditional probability)</w:t>
       </w:r>
       <w:r>
         <w:t xml:space="preserve"> </w:t>
@@ -12110,8 +12489,8 @@
         </m:oMath>
       </m:oMathPara>
     </w:p>
-    <w:bookmarkEnd w:id="58"/>
-    <w:bookmarkStart w:id="59" w:name="thm-total-prob"/>
+    <w:bookmarkEnd w:id="60"/>
+    <w:bookmarkStart w:id="61" w:name="thm-total-prob"/>
     <w:p>
       <w:pPr>
         <w:pStyle w:val="FirstParagraph"/>
@@ -12430,7 +12809,7 @@
         </m:oMath>
       </m:oMathPara>
     </w:p>
-    <w:bookmarkEnd w:id="59"/>
+    <w:bookmarkEnd w:id="61"/>
     <w:p>
       <w:pPr>
         <w:pStyle w:val="FirstParagraph"/>
@@ -12604,7 +12983,7 @@
       <w:r>
         <w:t xml:space="preserve"> </w:t>
       </w:r>
-      <w:hyperlink r:id="rId37">
+      <w:hyperlink r:id="rId41">
         <w:r>
           <w:rPr>
             <w:rStyle w:val="Hyperlink"/>
@@ -12953,7 +13332,7 @@
         </m:oMath>
       </m:oMathPara>
     </w:p>
-    <w:bookmarkStart w:id="60" w:name="thm-bayes"/>
+    <w:bookmarkStart w:id="62" w:name="thm-bayes"/>
     <w:p>
       <w:pPr>
         <w:pStyle w:val="FirstParagraph"/>
@@ -13214,7 +13593,7 @@
         </m:oMath>
       </m:oMathPara>
     </w:p>
-    <w:bookmarkEnd w:id="60"/>
+    <w:bookmarkEnd w:id="62"/>
     <w:p>
       <w:pPr>
         <w:pStyle w:val="FirstParagraph"/>
@@ -13240,7 +13619,7 @@
           <w:rPr>
             <w:rStyle w:val="Hyperlink"/>
           </w:rPr>
-          <w:t xml:space="preserve">Definition 9</w:t>
+          <w:t xml:space="preserve">Definition 10</w:t>
         </w:r>
       </w:hyperlink>
       <w:r>
@@ -13661,7 +14040,7 @@
         </m:oMath>
       </m:oMathPara>
     </w:p>
-    <w:bookmarkStart w:id="61" w:name="exm-bayes"/>
+    <w:bookmarkStart w:id="63" w:name="exm-bayes"/>
     <w:p>
       <w:pPr>
         <w:pStyle w:val="FirstParagraph"/>
@@ -13671,7 +14050,7 @@
           <w:b/>
           <w:bCs/>
         </w:rPr>
-        <w:t xml:space="preserve">Example 13 (Positive predictive value of a medical test)</w:t>
+        <w:t xml:space="preserve">Example 14 (Positive predictive value of a medical test)</w:t>
       </w:r>
       <w:r>
         <w:t xml:space="preserve"> </w:t>
@@ -14703,8 +15082,8 @@
         <w:t xml:space="preserve">because the disease prevalence is relatively low (7%).</w:t>
       </w:r>
     </w:p>
-    <w:bookmarkEnd w:id="61"/>
-    <w:bookmarkStart w:id="62" w:name="exr-bayes"/>
+    <w:bookmarkEnd w:id="63"/>
+    <w:bookmarkStart w:id="64" w:name="exr-bayes"/>
     <w:p>
       <w:pPr>
         <w:pStyle w:val="BodyText"/>
@@ -14724,7 +15103,7 @@
           <w:rPr>
             <w:rStyle w:val="Hyperlink"/>
           </w:rPr>
-          <w:t xml:space="preserve">Definition 9</w:t>
+          <w:t xml:space="preserve">Definition 10</w:t>
         </w:r>
       </w:hyperlink>
       <w:r>
@@ -15042,8 +15421,8 @@
         <w:t xml:space="preserve">, and none of them jointly.</w:t>
       </w:r>
     </w:p>
-    <w:bookmarkEnd w:id="62"/>
-    <w:bookmarkStart w:id="64" w:name="sol-bayes"/>
+    <w:bookmarkEnd w:id="64"/>
+    <w:bookmarkStart w:id="66" w:name="sol-bayes"/>
     <w:p>
       <w:pPr>
         <w:pStyle w:val="BodyText"/>
@@ -15069,7 +15448,7 @@
           <w:rPr>
             <w:rStyle w:val="Hyperlink"/>
           </w:rPr>
-          <w:t xml:space="preserve">Definition 9</w:t>
+          <w:t xml:space="preserve">Definition 10</w:t>
         </w:r>
       </w:hyperlink>
       <w:r>
@@ -15357,7 +15736,7 @@
       <w:pPr>
         <w:pStyle w:val="BodyText"/>
       </w:pPr>
-      <w:bookmarkStart w:id="63" w:name="eq-bayes"/>
+      <w:bookmarkStart w:id="65" w:name="eq-bayes"/>
       <m:oMathPara>
         <m:oMathParaPr>
           <m:jc m:val="center"/>
@@ -15503,7 +15882,7 @@
           </m:r>
         </m:oMath>
       </m:oMathPara>
-      <w:bookmarkEnd w:id="63"/>
+      <w:bookmarkEnd w:id="65"/>
     </w:p>
     <w:p>
       <w:pPr>
@@ -16084,8 +16463,8 @@
         <w:t xml:space="preserve">decreases it.</w:t>
       </w:r>
     </w:p>
-    <w:bookmarkEnd w:id="64"/>
-    <w:bookmarkStart w:id="65" w:name="exr-base-rate"/>
+    <w:bookmarkEnd w:id="66"/>
+    <w:bookmarkStart w:id="67" w:name="exr-base-rate"/>
     <w:p>
       <w:pPr>
         <w:pStyle w:val="BodyText"/>
@@ -16190,8 +16569,8 @@
         <w:t xml:space="preserve">.</w:t>
       </w:r>
     </w:p>
-    <w:bookmarkEnd w:id="65"/>
-    <w:bookmarkStart w:id="66" w:name="sol-base-rate"/>
+    <w:bookmarkEnd w:id="67"/>
+    <w:bookmarkStart w:id="68" w:name="sol-base-rate"/>
     <w:p>
       <w:pPr>
         <w:pStyle w:val="BodyText"/>
@@ -17156,7 +17535,7 @@
         <w:t xml:space="preserve">and it illustrates why raw accuracy can be misleading on rare events.</w:t>
       </w:r>
     </w:p>
-    <w:bookmarkEnd w:id="66"/>
+    <w:bookmarkEnd w:id="68"/>
     <w:tbl>
       <w:tblPr>
         <w:tblStyle w:val="Table"/>
@@ -17198,18 +17577,18 @@
                 <wp:inline>
                   <wp:extent cx="152400" cy="152400"/>
                   <wp:effectExtent b="0" l="0" r="0" t="0"/>
-                  <wp:docPr descr="" title="" id="68" name="Picture"/>
+                  <wp:docPr descr="" title="" id="70" name="Picture"/>
                   <a:graphic>
                     <a:graphicData uri="http://schemas.openxmlformats.org/drawingml/2006/picture">
                       <pic:pic>
                         <pic:nvPicPr>
-                          <pic:cNvPr descr="/opt/quarto/share/formats/docx/tip.png" id="69" name="Picture"/>
+                          <pic:cNvPr descr="/opt/quarto/share/formats/docx/tip.png" id="71" name="Picture"/>
                           <pic:cNvPicPr>
                             <a:picLocks noChangeArrowheads="1" noChangeAspect="1"/>
                           </pic:cNvPicPr>
                         </pic:nvPicPr>
                         <pic:blipFill>
-                          <a:blip r:embed="rId67"/>
+                          <a:blip r:embed="rId69"/>
                           <a:stretch>
                             <a:fillRect/>
                           </a:stretch>
@@ -17271,7 +17650,7 @@
             <w:r>
               <w:t xml:space="preserve"> </w:t>
             </w:r>
-            <w:hyperlink r:id="rId70">
+            <w:hyperlink r:id="rId72">
               <w:r>
                 <w:rPr>
                   <w:rStyle w:val="Hyperlink"/>
@@ -17315,7 +17694,7 @@
             <w:r>
               <w:t xml:space="preserve"> </w:t>
             </w:r>
-            <w:hyperlink r:id="rId71">
+            <w:hyperlink r:id="rId73">
               <w:r>
                 <w:rPr>
                   <w:rStyle w:val="Hyperlink"/>
@@ -17382,18 +17761,18 @@
                 <wp:inline>
                   <wp:extent cx="152400" cy="152400"/>
                   <wp:effectExtent b="0" l="0" r="0" t="0"/>
-                  <wp:docPr descr="" title="" id="72" name="Picture"/>
+                  <wp:docPr descr="" title="" id="74" name="Picture"/>
                   <a:graphic>
                     <a:graphicData uri="http://schemas.openxmlformats.org/drawingml/2006/picture">
                       <pic:pic>
                         <pic:nvPicPr>
-                          <pic:cNvPr descr="/opt/quarto/share/formats/docx/tip.png" id="73" name="Picture"/>
+                          <pic:cNvPr descr="/opt/quarto/share/formats/docx/tip.png" id="75" name="Picture"/>
                           <pic:cNvPicPr>
                             <a:picLocks noChangeArrowheads="1" noChangeAspect="1"/>
                           </pic:cNvPicPr>
                         </pic:nvPicPr>
                         <pic:blipFill>
-                          <a:blip r:embed="rId67"/>
+                          <a:blip r:embed="rId69"/>
                           <a:stretch>
                             <a:fillRect/>
                           </a:stretch>
@@ -17455,7 +17834,7 @@
             <w:r>
               <w:t xml:space="preserve"> </w:t>
             </w:r>
-            <w:hyperlink r:id="rId74">
+            <w:hyperlink r:id="rId76">
               <w:r>
                 <w:rPr>
                   <w:rStyle w:val="Hyperlink"/>
@@ -17515,7 +17894,7 @@
           <w:t xml:space="preserve"> </w:t>
         </w:r>
       </w:ins>
-      <w:hyperlink r:id="rId75">
+      <w:hyperlink r:id="rId77">
         <w:ins w:id="9" w:author="PR Preview" w:date="2026-01-01T00:00:00Z">
           <w:r>
             <w:rPr>
@@ -17540,7 +17919,7 @@
           <w:t xml:space="preserve"> </w:t>
         </w:r>
       </w:ins>
-      <w:hyperlink r:id="rId76">
+      <w:hyperlink r:id="rId78">
         <w:ins w:id="13" w:author="PR Preview" w:date="2026-01-01T00:00:00Z">
           <w:r>
             <w:rPr>
@@ -17556,8 +17935,8 @@
         </w:r>
       </w:ins>
     </w:p>
-    <w:bookmarkEnd w:id="77"/>
-    <w:bookmarkStart w:id="86" w:name="references"/>
+    <w:bookmarkEnd w:id="79"/>
+    <w:bookmarkStart w:id="90" w:name="references"/>
     <w:p>
       <w:pPr>
         <w:pStyle w:val="Heading2"/>
@@ -17566,8 +17945,8 @@
         <w:t xml:space="preserve">References</w:t>
       </w:r>
     </w:p>
-    <w:bookmarkStart w:id="85" w:name="refs"/>
-    <w:bookmarkStart w:id="79" w:name="ref-fiveminuteai_probstat"/>
+    <w:bookmarkStart w:id="89" w:name="refs"/>
+    <w:bookmarkStart w:id="81" w:name="ref-fiveminuteai_probstat"/>
     <w:p>
       <w:pPr>
         <w:pStyle w:val="Bibliography"/>
@@ -17601,7 +17980,7 @@
           <w:t xml:space="preserve"> </w:t>
         </w:r>
       </w:ins>
-      <w:hyperlink r:id="rId78">
+      <w:hyperlink r:id="rId80">
         <w:ins w:id="20" w:author="PR Preview" w:date="2026-01-01T00:00:00Z">
           <w:r>
             <w:rPr>
@@ -17617,8 +17996,45 @@
         </w:r>
       </w:ins>
     </w:p>
-    <w:bookmarkEnd w:id="79"/>
-    <w:bookmarkStart w:id="80" w:name="ref-hutchinson2024data471"/>
+    <w:bookmarkEnd w:id="81"/>
+    <w:bookmarkStart w:id="83" w:name="ref-CaseBerg01"/>
+    <w:p>
+      <w:pPr>
+        <w:pStyle w:val="Bibliography"/>
+      </w:pPr>
+      <w:r>
+        <w:t xml:space="preserve">Casella, George, and Roger Berger. 2002.</w:t>
+      </w:r>
+      <w:r>
+        <w:t xml:space="preserve"> </w:t>
+      </w:r>
+      <w:r>
+        <w:rPr>
+          <w:i/>
+          <w:iCs/>
+        </w:rPr>
+        <w:t xml:space="preserve">Statistical Inference</w:t>
+      </w:r>
+      <w:r>
+        <w:t xml:space="preserve">. 2nd ed. Cengage Learning.</w:t>
+      </w:r>
+      <w:r>
+        <w:t xml:space="preserve"> </w:t>
+      </w:r>
+      <w:hyperlink r:id="rId82">
+        <w:r>
+          <w:rPr>
+            <w:rStyle w:val="Hyperlink"/>
+          </w:rPr>
+          <w:t xml:space="preserve">https://www.cengage.com/c/statistical-inference-2e-casella-berger/9780534243128/</w:t>
+        </w:r>
+      </w:hyperlink>
+      <w:r>
+        <w:t xml:space="preserve">.</w:t>
+      </w:r>
+    </w:p>
+    <w:bookmarkEnd w:id="83"/>
+    <w:bookmarkStart w:id="84" w:name="ref-hutchinson2024data471"/>
     <w:p>
       <w:pPr>
         <w:pStyle w:val="Bibliography"/>
@@ -17654,8 +18070,8 @@
         <w:t xml:space="preserve">. Western Washington University.</w:t>
       </w:r>
     </w:p>
-    <w:bookmarkEnd w:id="80"/>
-    <w:bookmarkStart w:id="82" w:name="ref-hutchinson_wwu_ml_videos"/>
+    <w:bookmarkEnd w:id="84"/>
+    <w:bookmarkStart w:id="86" w:name="ref-hutchinson_wwu_ml_videos"/>
     <w:p>
       <w:pPr>
         <w:pStyle w:val="Bibliography"/>
@@ -17721,7 +18137,7 @@
       <w:r>
         <w:t xml:space="preserve"> </w:t>
       </w:r>
-      <w:hyperlink r:id="rId81">
+      <w:hyperlink r:id="rId85">
         <w:r>
           <w:rPr>
             <w:rStyle w:val="Hyperlink"/>
@@ -17733,8 +18149,8 @@
         <w:t xml:space="preserve">.</w:t>
       </w:r>
     </w:p>
-    <w:bookmarkEnd w:id="82"/>
-    <w:bookmarkStart w:id="84" w:name="ref-ross-probsim"/>
+    <w:bookmarkEnd w:id="86"/>
+    <w:bookmarkStart w:id="88" w:name="ref-ross-probsim"/>
     <w:p>
       <w:pPr>
         <w:pStyle w:val="Bibliography"/>
@@ -17758,7 +18174,7 @@
       <w:r>
         <w:t xml:space="preserve"> </w:t>
       </w:r>
-      <w:hyperlink r:id="rId83">
+      <w:hyperlink r:id="rId87">
         <w:r>
           <w:rPr>
             <w:rStyle w:val="Hyperlink"/>
@@ -17770,9 +18186,9 @@
         <w:t xml:space="preserve">.</w:t>
       </w:r>
     </w:p>
-    <w:bookmarkEnd w:id="84"/>
-    <w:bookmarkEnd w:id="85"/>
-    <w:bookmarkEnd w:id="86"/>
+    <w:bookmarkEnd w:id="88"/>
+    <w:bookmarkEnd w:id="89"/>
+    <w:bookmarkEnd w:id="90"/>
     <w:sectPr>
       <w:footnotePr>
         <w:numRestart w:val="eachSect"/>
